--- a/Fase 1/Evidencias Individuales/Jara_Sebastian_1.3_APT122_AutoevaluacionFase1.docx
+++ b/Fase 1/Evidencias Individuales/Jara_Sebastian_1.3_APT122_AutoevaluacionFase1.docx
@@ -350,7 +350,7 @@
     </w:p>
     <w:sdt>
       <w:sdtPr>
-        <w:id w:val="-1287338401"/>
+        <w:id w:val="-601080772"/>
         <w:docPartObj>
           <w:docPartGallery w:val="Table of Contents"/>
           <w:docPartUnique w:val="1"/>
@@ -1068,7 +1068,7 @@
         <w:pStyle w:val="Heading1"/>
         <w:numPr>
           <w:ilvl w:val="0"/>
-          <w:numId w:val="8"/>
+          <w:numId w:val="9"/>
         </w:numPr>
         <w:ind w:left="720" w:hanging="360"/>
         <w:rPr>
@@ -1264,7 +1264,7 @@
         <w:pStyle w:val="Heading1"/>
         <w:numPr>
           <w:ilvl w:val="0"/>
-          <w:numId w:val="8"/>
+          <w:numId w:val="9"/>
         </w:numPr>
         <w:ind w:left="720" w:hanging="360"/>
         <w:rPr>
@@ -1372,6 +1372,392 @@
           <w:rtl w:val="0"/>
         </w:rPr>
         <w:t xml:space="preserve">Su relevancia para el campo de Ingeniería en Informática radica en los siguientes aspectos del proyecto:</w:t>
+      </w:r>
+    </w:p>
+    <w:p>
+      <w:pPr>
+        <w:rPr/>
+      </w:pPr>
+      <w:r>
+        <w:rPr>
+          <w:rtl w:val="0"/>
+        </w:rPr>
+      </w:r>
+    </w:p>
+    <w:p>
+      <w:pPr>
+        <w:numPr>
+          <w:ilvl w:val="0"/>
+          <w:numId w:val="7"/>
+        </w:numPr>
+        <w:ind w:left="720" w:hanging="360"/>
+        <w:rPr>
+          <w:u w:val="none"/>
+        </w:rPr>
+      </w:pPr>
+      <w:r>
+        <w:rPr>
+          <w:rtl w:val="0"/>
+        </w:rPr>
+        <w:t xml:space="preserve">Integra desarrollo de software con dispositivos IoT.</w:t>
+      </w:r>
+    </w:p>
+    <w:p>
+      <w:pPr>
+        <w:numPr>
+          <w:ilvl w:val="0"/>
+          <w:numId w:val="7"/>
+        </w:numPr>
+        <w:ind w:left="720" w:hanging="360"/>
+        <w:rPr>
+          <w:u w:val="none"/>
+        </w:rPr>
+      </w:pPr>
+      <w:r>
+        <w:rPr>
+          <w:rtl w:val="0"/>
+        </w:rPr>
+        <w:t xml:space="preserve">Implementa inteligencia artificial aplicada a un entorno real de salud.</w:t>
+      </w:r>
+    </w:p>
+    <w:p>
+      <w:pPr>
+        <w:numPr>
+          <w:ilvl w:val="0"/>
+          <w:numId w:val="7"/>
+        </w:numPr>
+        <w:ind w:left="720" w:hanging="360"/>
+        <w:rPr>
+          <w:u w:val="none"/>
+        </w:rPr>
+      </w:pPr>
+      <w:r>
+        <w:rPr>
+          <w:rtl w:val="0"/>
+        </w:rPr>
+        <w:t xml:space="preserve">Gestiona información mediante bases de datos seguras.</w:t>
+      </w:r>
+    </w:p>
+    <w:p>
+      <w:pPr>
+        <w:numPr>
+          <w:ilvl w:val="0"/>
+          <w:numId w:val="7"/>
+        </w:numPr>
+        <w:ind w:left="720" w:hanging="360"/>
+        <w:rPr>
+          <w:u w:val="none"/>
+        </w:rPr>
+      </w:pPr>
+      <w:r>
+        <w:rPr>
+          <w:rtl w:val="0"/>
+        </w:rPr>
+        <w:t xml:space="preserve">Incorpora dashboards para apoyo a la toma de decisiones.</w:t>
+      </w:r>
+    </w:p>
+    <w:p>
+      <w:pPr>
+        <w:numPr>
+          <w:ilvl w:val="0"/>
+          <w:numId w:val="7"/>
+        </w:numPr>
+        <w:ind w:left="720" w:hanging="360"/>
+        <w:rPr>
+          <w:u w:val="none"/>
+        </w:rPr>
+      </w:pPr>
+      <w:r>
+        <w:rPr>
+          <w:rtl w:val="0"/>
+        </w:rPr>
+        <w:t xml:space="preserve">Desarrolla una solución tecnológica con impacto social y potencial de implementación en instituciones de salud.</w:t>
+      </w:r>
+    </w:p>
+    <w:p>
+      <w:pPr>
+        <w:rPr/>
+      </w:pPr>
+      <w:r>
+        <w:rPr>
+          <w:rtl w:val="0"/>
+        </w:rPr>
+      </w:r>
+    </w:p>
+    <w:p>
+      <w:pPr>
+        <w:rPr/>
+      </w:pPr>
+      <w:r>
+        <w:rPr>
+          <w:rtl w:val="0"/>
+        </w:rPr>
+        <w:t xml:space="preserve">En resumen, la propuesta presentada representa un caso de transformación digital aplicado al ámbito hospitalario.</w:t>
+      </w:r>
+    </w:p>
+    <w:p>
+      <w:pPr>
+        <w:pStyle w:val="Heading2"/>
+        <w:keepNext w:val="0"/>
+        <w:keepLines w:val="0"/>
+        <w:spacing w:after="80" w:lineRule="auto"/>
+        <w:rPr>
+          <w:b w:val="1"/>
+          <w:bCs w:val="1"/>
+          <w:sz w:val="34"/>
+          <w:szCs w:val="34"/>
+        </w:rPr>
+      </w:pPr>
+      <w:bookmarkStart w:colFirst="0" w:colLast="0" w:name="_vk9du6leczir" w:id="10"/>
+      <w:bookmarkEnd w:id="10"/>
+      <w:r>
+        <w:rPr>
+          <w:sz w:val="40"/>
+          <w:szCs w:val="40"/>
+          <w:rtl w:val="0"/>
+        </w:rPr>
+        <w:t xml:space="preserve">Relación del proyecto APT con las competencias del perfil de egreso</w:t>
+      </w:r>
+      <w:r>
+        <w:rPr>
+          <w:rtl w:val="0"/>
+        </w:rPr>
+      </w:r>
+    </w:p>
+    <w:p>
+      <w:pPr>
+        <w:rPr/>
+      </w:pPr>
+      <w:r>
+        <w:rPr>
+          <w:rtl w:val="0"/>
+        </w:rPr>
+        <w:t xml:space="preserve">Este proyecto me permite conectar de forma directa con las competencias del perfil de egreso que he ido desarrollando durante la carrera, particularmente en el ámbito del análisis y gestión de datos aplicados a soluciones tecnológicas.</w:t>
+      </w:r>
+      <w:r>
+        <w:rPr>
+          <w:rtl w:val="0"/>
+        </w:rPr>
+      </w:r>
+    </w:p>
+    <w:p>
+      <w:pPr>
+        <w:rPr/>
+      </w:pPr>
+      <w:r>
+        <w:rPr>
+          <w:rtl w:val="0"/>
+        </w:rPr>
+        <w:t xml:space="preserve"> </w:t>
+      </w:r>
+    </w:p>
+    <w:p>
+      <w:pPr>
+        <w:numPr>
+          <w:ilvl w:val="0"/>
+          <w:numId w:val="3"/>
+        </w:numPr>
+        <w:ind w:left="720" w:hanging="360"/>
+      </w:pPr>
+      <w:r>
+        <w:rPr>
+          <w:b w:val="1"/>
+          <w:bCs w:val="1"/>
+          <w:rtl w:val="0"/>
+        </w:rPr>
+        <w:t xml:space="preserve">Levantamiento y análisis de datos:</w:t>
+      </w:r>
+      <w:r>
+        <w:rPr>
+          <w:rtl w:val="0"/>
+        </w:rPr>
+        <w:t xml:space="preserve"> al recopilar y analizar la información obtenida desde datos clínicos reales, identificando las variables relevantes para el proceso de TRIAGE y asegurando la calidad de los datos utilizados por el sistema.</w:t>
+      </w:r>
+    </w:p>
+    <w:p>
+      <w:pPr>
+        <w:ind w:left="720" w:firstLine="0"/>
+        <w:rPr/>
+      </w:pPr>
+      <w:r>
+        <w:rPr>
+          <w:rtl w:val="0"/>
+        </w:rPr>
+      </w:r>
+    </w:p>
+    <w:p>
+      <w:pPr>
+        <w:numPr>
+          <w:ilvl w:val="0"/>
+          <w:numId w:val="3"/>
+        </w:numPr>
+        <w:ind w:left="720" w:hanging="360"/>
+      </w:pPr>
+      <w:r>
+        <w:rPr>
+          <w:b w:val="1"/>
+          <w:bCs w:val="1"/>
+          <w:rtl w:val="0"/>
+        </w:rPr>
+        <w:t xml:space="preserve">Gestión y modelado de datos:</w:t>
+      </w:r>
+      <w:r>
+        <w:rPr>
+          <w:rtl w:val="0"/>
+        </w:rPr>
+        <w:t xml:space="preserve"> al participar en el diseño y administración de la base de datos que almacena la información de pacientes, signos vitales, antecedentes clínicos y resultados de clasificación, garantizando la integridad y disponibilidad de los datos.</w:t>
+      </w:r>
+    </w:p>
+    <w:p>
+      <w:pPr>
+        <w:ind w:left="720" w:firstLine="0"/>
+        <w:rPr/>
+      </w:pPr>
+      <w:r>
+        <w:rPr>
+          <w:rtl w:val="0"/>
+        </w:rPr>
+      </w:r>
+    </w:p>
+    <w:p>
+      <w:pPr>
+        <w:numPr>
+          <w:ilvl w:val="0"/>
+          <w:numId w:val="3"/>
+        </w:numPr>
+        <w:ind w:left="720" w:hanging="360"/>
+      </w:pPr>
+      <w:r>
+        <w:rPr>
+          <w:b w:val="1"/>
+          <w:bCs w:val="1"/>
+          <w:rtl w:val="0"/>
+        </w:rPr>
+        <w:t xml:space="preserve">Visualización y análisis de información:</w:t>
+      </w:r>
+      <w:r>
+        <w:rPr>
+          <w:rtl w:val="0"/>
+        </w:rPr>
+        <w:t xml:space="preserve"> al desarrollar dashboards e indicadores en Power BI que permiten visualizar KPIs y KRIs del proyecto, además de analizar los resultados de las encuestas realizadas a pacientes y funcionarios para apoyar la toma de decisiones.</w:t>
+      </w:r>
+    </w:p>
+    <w:p>
+      <w:pPr>
+        <w:ind w:left="720" w:firstLine="0"/>
+        <w:rPr/>
+      </w:pPr>
+      <w:r>
+        <w:rPr>
+          <w:rtl w:val="0"/>
+        </w:rPr>
+      </w:r>
+    </w:p>
+    <w:p>
+      <w:pPr>
+        <w:numPr>
+          <w:ilvl w:val="0"/>
+          <w:numId w:val="3"/>
+        </w:numPr>
+        <w:ind w:left="720" w:hanging="360"/>
+      </w:pPr>
+      <w:r>
+        <w:rPr>
+          <w:b w:val="1"/>
+          <w:bCs w:val="1"/>
+          <w:rtl w:val="0"/>
+        </w:rPr>
+        <w:t xml:space="preserve">Análisis de datos para la toma de decisiones:</w:t>
+      </w:r>
+      <w:r>
+        <w:rPr>
+          <w:rtl w:val="0"/>
+        </w:rPr>
+        <w:t xml:space="preserve"> la competencia con la que más me identifico, ya que me permite transformar la información generada por el sistema en indicadores y reportes que facilitan evaluar el desempeño del tótem, medir su impacto esperado en el proceso de TRIAGE y apoyar decisiones basadas en evidencia dentro del proyecto.</w:t>
+      </w:r>
+    </w:p>
+    <w:p>
+      <w:pPr>
+        <w:ind w:left="1080" w:hanging="360"/>
+        <w:rPr/>
+      </w:pPr>
+      <w:r>
+        <w:rPr>
+          <w:rtl w:val="0"/>
+        </w:rPr>
+      </w:r>
+    </w:p>
+    <w:p>
+      <w:pPr>
+        <w:rPr/>
+      </w:pPr>
+      <w:r>
+        <w:rPr>
+          <w:rtl w:val="0"/>
+        </w:rPr>
+      </w:r>
+    </w:p>
+    <w:p>
+      <w:pPr>
+        <w:rPr/>
+      </w:pPr>
+      <w:r>
+        <w:rPr>
+          <w:rtl w:val="0"/>
+        </w:rPr>
+      </w:r>
+    </w:p>
+    <w:p>
+      <w:pPr>
+        <w:pStyle w:val="Heading1"/>
+        <w:numPr>
+          <w:ilvl w:val="0"/>
+          <w:numId w:val="9"/>
+        </w:numPr>
+        <w:ind w:left="720" w:hanging="360"/>
+        <w:rPr>
+          <w:u w:val="none"/>
+        </w:rPr>
+      </w:pPr>
+      <w:bookmarkStart w:colFirst="0" w:colLast="0" w:name="_qkr8n65ikogm" w:id="11"/>
+      <w:bookmarkEnd w:id="11"/>
+      <w:r>
+        <w:rPr>
+          <w:rtl w:val="0"/>
+        </w:rPr>
+        <w:t xml:space="preserve">Relación del proyecto con intereses profesionales</w:t>
+      </w:r>
+    </w:p>
+    <w:p>
+      <w:pPr>
+        <w:rPr/>
+      </w:pPr>
+      <w:r>
+        <w:rPr>
+          <w:rtl w:val="0"/>
+        </w:rPr>
+      </w:r>
+    </w:p>
+    <w:p>
+      <w:pPr>
+        <w:rPr/>
+      </w:pPr>
+      <w:r>
+        <w:rPr>
+          <w:rtl w:val="0"/>
+        </w:rPr>
+        <w:t xml:space="preserve">El proyecto refleja los intereses profesionales del equipo al abordar un problema tecnológico con un impacto real en el área de la salud.</w:t>
+      </w:r>
+    </w:p>
+    <w:p>
+      <w:pPr>
+        <w:rPr/>
+      </w:pPr>
+      <w:r>
+        <w:rPr>
+          <w:rtl w:val="0"/>
+        </w:rPr>
+        <w:t xml:space="preserve">Los principales intereses profesionales que se desarrollan son los siguientes:</w:t>
       </w:r>
     </w:p>
     <w:p>
@@ -1397,16 +1783,24 @@
       </w:pPr>
       <w:r>
         <w:rPr>
-          <w:rtl w:val="0"/>
-        </w:rPr>
-        <w:t xml:space="preserve">Integra desarrollo de software con dispositivos IoT.</w:t>
+          <w:b w:val="1"/>
+          <w:bCs w:val="1"/>
+          <w:rtl w:val="0"/>
+        </w:rPr>
+        <w:t xml:space="preserve">Desarrollo de Software: </w:t>
+      </w:r>
+      <w:r>
+        <w:rPr>
+          <w:rtl w:val="0"/>
+        </w:rPr>
+        <w:t xml:space="preserve">Mediante diseño de aplicaciones escalables, interfaces intuitivas y servicios backend que permiten integrar distintos componentes tecnológicos.</w:t>
       </w:r>
     </w:p>
     <w:p>
       <w:pPr>
         <w:numPr>
           <w:ilvl w:val="0"/>
-          <w:numId w:val="6"/>
+          <w:numId w:val="2"/>
         </w:numPr>
         <w:ind w:left="720" w:hanging="360"/>
         <w:rPr>
@@ -1415,16 +1809,24 @@
       </w:pPr>
       <w:r>
         <w:rPr>
-          <w:rtl w:val="0"/>
-        </w:rPr>
-        <w:t xml:space="preserve">Implementa inteligencia artificial aplicada a un entorno real de salud.</w:t>
+          <w:b w:val="1"/>
+          <w:bCs w:val="1"/>
+          <w:rtl w:val="0"/>
+        </w:rPr>
+        <w:t xml:space="preserve">Inteligencia Artificial:</w:t>
+      </w:r>
+      <w:r>
+        <w:rPr>
+          <w:rtl w:val="0"/>
+        </w:rPr>
+        <w:t xml:space="preserve"> Debido a la aplicación de modelos predictivos para apoyar procesos de toma de decisiones utilizando datos clínicos reales.</w:t>
       </w:r>
     </w:p>
     <w:p>
       <w:pPr>
         <w:numPr>
           <w:ilvl w:val="0"/>
-          <w:numId w:val="6"/>
+          <w:numId w:val="4"/>
         </w:numPr>
         <w:ind w:left="720" w:hanging="360"/>
         <w:rPr>
@@ -1433,16 +1835,24 @@
       </w:pPr>
       <w:r>
         <w:rPr>
-          <w:rtl w:val="0"/>
-        </w:rPr>
-        <w:t xml:space="preserve">Gestiona información mediante bases de datos seguras.</w:t>
+          <w:b w:val="1"/>
+          <w:bCs w:val="1"/>
+          <w:rtl w:val="0"/>
+        </w:rPr>
+        <w:t xml:space="preserve">IoT:</w:t>
+      </w:r>
+      <w:r>
+        <w:rPr>
+          <w:rtl w:val="0"/>
+        </w:rPr>
+        <w:t xml:space="preserve"> Por la integración de sensores biomédicos y dispositivos electrónicos con aplicaciones y servicios en la nube.</w:t>
       </w:r>
     </w:p>
     <w:p>
       <w:pPr>
         <w:numPr>
           <w:ilvl w:val="0"/>
-          <w:numId w:val="6"/>
+          <w:numId w:val="4"/>
         </w:numPr>
         <w:ind w:left="720" w:hanging="360"/>
         <w:rPr>
@@ -1451,16 +1861,24 @@
       </w:pPr>
       <w:r>
         <w:rPr>
-          <w:rtl w:val="0"/>
-        </w:rPr>
-        <w:t xml:space="preserve">Incorpora dashboards para apoyo a la toma de decisiones.</w:t>
+          <w:b w:val="1"/>
+          <w:bCs w:val="1"/>
+          <w:rtl w:val="0"/>
+        </w:rPr>
+        <w:t xml:space="preserve">Bases de Datos y Analítica:</w:t>
+      </w:r>
+      <w:r>
+        <w:rPr>
+          <w:rtl w:val="0"/>
+        </w:rPr>
+        <w:t xml:space="preserve"> Mediante el diseño de modelos de datos seguros y el desarrollo de dashboards para la visualización de indicadores relevantes del sistema, tanto como KPIs, RPIs u otros.</w:t>
       </w:r>
     </w:p>
     <w:p>
       <w:pPr>
         <w:numPr>
           <w:ilvl w:val="0"/>
-          <w:numId w:val="6"/>
+          <w:numId w:val="4"/>
         </w:numPr>
         <w:ind w:left="720" w:hanging="360"/>
         <w:rPr>
@@ -1469,30 +1887,48 @@
       </w:pPr>
       <w:r>
         <w:rPr>
-          <w:rtl w:val="0"/>
-        </w:rPr>
-        <w:t xml:space="preserve">Desarrolla una solución tecnológica con impacto social y potencial de implementación en instituciones de salud.</w:t>
-      </w:r>
-    </w:p>
-    <w:p>
-      <w:pPr>
-        <w:rPr/>
-      </w:pPr>
-      <w:r>
-        <w:rPr>
-          <w:rtl w:val="0"/>
-        </w:rPr>
-      </w:r>
-    </w:p>
-    <w:p>
-      <w:pPr>
-        <w:rPr/>
-      </w:pPr>
-      <w:r>
-        <w:rPr>
-          <w:rtl w:val="0"/>
-        </w:rPr>
-        <w:t xml:space="preserve">En resumen, la propuesta presentada representa un caso de transformación digital aplicado al ámbito hospitalario.</w:t>
+          <w:b w:val="1"/>
+          <w:bCs w:val="1"/>
+          <w:rtl w:val="0"/>
+        </w:rPr>
+        <w:t xml:space="preserve">Gestión de Proyectos Tecnológicos: </w:t>
+      </w:r>
+      <w:r>
+        <w:rPr>
+          <w:rtl w:val="0"/>
+        </w:rPr>
+        <w:t xml:space="preserve">Planificación, coordinación y el controlar un proyecto de desarrollo de software teniendo en consideración alcance, riesgos, cronograma y calidad.</w:t>
+      </w:r>
+    </w:p>
+    <w:p>
+      <w:pPr>
+        <w:rPr/>
+      </w:pPr>
+      <w:r>
+        <w:rPr>
+          <w:rtl w:val="0"/>
+        </w:rPr>
+      </w:r>
+    </w:p>
+    <w:p>
+      <w:pPr>
+        <w:rPr/>
+      </w:pPr>
+      <w:r>
+        <w:rPr>
+          <w:rtl w:val="0"/>
+        </w:rPr>
+        <w:t xml:space="preserve">Este proyecto fortalece competencias técnicas y también el trabajo cooperativo en un grupo, acercando al equipo a escenarios reales dentro de los campos laborales.</w:t>
+      </w:r>
+    </w:p>
+    <w:p>
+      <w:pPr>
+        <w:rPr/>
+      </w:pPr>
+      <w:r>
+        <w:rPr>
+          <w:rtl w:val="0"/>
+        </w:rPr>
       </w:r>
     </w:p>
     <w:p>
@@ -1500,62 +1936,19 @@
         <w:pStyle w:val="Heading1"/>
         <w:numPr>
           <w:ilvl w:val="0"/>
-          <w:numId w:val="8"/>
+          <w:numId w:val="9"/>
         </w:numPr>
+        <w:spacing w:after="0" w:afterAutospacing="0"/>
         <w:ind w:left="720" w:hanging="360"/>
-        <w:rPr>
-          <w:u w:val="none"/>
-        </w:rPr>
-      </w:pPr>
-      <w:bookmarkStart w:colFirst="0" w:colLast="0" w:name="_qkr8n65ikogm" w:id="10"/>
-      <w:bookmarkEnd w:id="10"/>
-      <w:r>
-        <w:rPr>
-          <w:rtl w:val="0"/>
-        </w:rPr>
-        <w:t xml:space="preserve">Relación del proyecto con intereses profesionales</w:t>
-      </w:r>
-    </w:p>
-    <w:p>
-      <w:pPr>
-        <w:rPr/>
-      </w:pPr>
-      <w:r>
-        <w:rPr>
-          <w:rtl w:val="0"/>
-        </w:rPr>
-      </w:r>
-    </w:p>
-    <w:p>
-      <w:pPr>
-        <w:rPr/>
-      </w:pPr>
-      <w:r>
-        <w:rPr>
-          <w:rtl w:val="0"/>
-        </w:rPr>
-        <w:t xml:space="preserve">El proyecto refleja los intereses profesionales del equipo al abordar un problema tecnológico con un impacto real en el área de la salud.</w:t>
-      </w:r>
-    </w:p>
-    <w:p>
-      <w:pPr>
-        <w:rPr/>
-      </w:pPr>
-      <w:r>
-        <w:rPr>
-          <w:rtl w:val="0"/>
-        </w:rPr>
-        <w:t xml:space="preserve">Los principales intereses profesionales que se desarrollan son los siguientes:</w:t>
-      </w:r>
-    </w:p>
-    <w:p>
-      <w:pPr>
-        <w:rPr/>
-      </w:pPr>
-      <w:r>
-        <w:rPr>
-          <w:rtl w:val="0"/>
-        </w:rPr>
+        <w:rPr/>
+      </w:pPr>
+      <w:bookmarkStart w:colFirst="0" w:colLast="0" w:name="_miftrntmwlbu" w:id="12"/>
+      <w:bookmarkEnd w:id="12"/>
+      <w:r>
+        <w:rPr>
+          <w:rtl w:val="0"/>
+        </w:rPr>
+        <w:t xml:space="preserve">Factibilidad del proyecto</w:t>
       </w:r>
     </w:p>
     <w:p>
@@ -1575,20 +1968,20 @@
           <w:bCs w:val="1"/>
           <w:rtl w:val="0"/>
         </w:rPr>
-        <w:t xml:space="preserve">Desarrollo de Software: </w:t>
-      </w:r>
-      <w:r>
-        <w:rPr>
-          <w:rtl w:val="0"/>
-        </w:rPr>
-        <w:t xml:space="preserve">Mediante diseño de aplicaciones escalables, interfaces intuitivas y servicios backend que permiten integrar distintos componentes tecnológicos.</w:t>
+        <w:t xml:space="preserve">Duración y planificación temporal:</w:t>
+      </w:r>
+      <w:r>
+        <w:rPr>
+          <w:rtl w:val="0"/>
+        </w:rPr>
+        <w:t xml:space="preserve"> Se cuenta con un cronograma establecido de 18 semanas, junto con horas de dedicación autónoma. Esta asignación de tiempo permite estructurar el desarrollo mediante ciclos iterativos (Sprints) que se ejecutan en paralelo. </w:t>
       </w:r>
     </w:p>
     <w:p>
       <w:pPr>
         <w:numPr>
           <w:ilvl w:val="0"/>
-          <w:numId w:val="2"/>
+          <w:numId w:val="5"/>
         </w:numPr>
         <w:ind w:left="720" w:hanging="360"/>
         <w:rPr>
@@ -1601,20 +1994,20 @@
           <w:bCs w:val="1"/>
           <w:rtl w:val="0"/>
         </w:rPr>
-        <w:t xml:space="preserve">Inteligencia Artificial:</w:t>
-      </w:r>
-      <w:r>
-        <w:rPr>
-          <w:rtl w:val="0"/>
-        </w:rPr>
-        <w:t xml:space="preserve"> Debido a la aplicación de modelos predictivos para apoyar procesos de toma de decisiones utilizando datos clínicos reales.</w:t>
+        <w:t xml:space="preserve">Disponibilidad de materiales y tecnología:</w:t>
+      </w:r>
+      <w:r>
+        <w:rPr>
+          <w:rtl w:val="0"/>
+        </w:rPr>
+        <w:t xml:space="preserve"> La viabilidad técnica está respaldada por el acceso al hardware requerido, como el microcontrolador ESP32 y los sensores biométricos. A esto se suma la disponibilidad de los entornos de desarrollo necesarios para construir el ecosistema del tótem, incluyendo Python, FastAPI, PostgreSQL y React Native. </w:t>
       </w:r>
     </w:p>
     <w:p>
       <w:pPr>
         <w:numPr>
           <w:ilvl w:val="0"/>
-          <w:numId w:val="3"/>
+          <w:numId w:val="5"/>
         </w:numPr>
         <w:ind w:left="720" w:hanging="360"/>
         <w:rPr>
@@ -1627,201 +2020,20 @@
           <w:bCs w:val="1"/>
           <w:rtl w:val="0"/>
         </w:rPr>
-        <w:t xml:space="preserve">IoT:</w:t>
-      </w:r>
-      <w:r>
-        <w:rPr>
-          <w:rtl w:val="0"/>
-        </w:rPr>
-        <w:t xml:space="preserve"> Por la integración de sensores biomédicos y dispositivos electrónicos con aplicaciones y servicios en la nube.</w:t>
+        <w:t xml:space="preserve">Entorno externo favorable:</w:t>
+      </w:r>
+      <w:r>
+        <w:rPr>
+          <w:rtl w:val="0"/>
+        </w:rPr>
+        <w:t xml:space="preserve"> A nivel administrativo y de gestión, la Ley de Lobby representa una ventaja. Esta ley otorga un marco regulatorio formal que facilita la gestión de reuniones y la obtención de espacios dentro de los centros de salud para coordinar el proyecto. </w:t>
       </w:r>
     </w:p>
     <w:p>
       <w:pPr>
         <w:numPr>
           <w:ilvl w:val="0"/>
-          <w:numId w:val="3"/>
-        </w:numPr>
-        <w:ind w:left="720" w:hanging="360"/>
-        <w:rPr>
-          <w:u w:val="none"/>
-        </w:rPr>
-      </w:pPr>
-      <w:r>
-        <w:rPr>
-          <w:b w:val="1"/>
-          <w:bCs w:val="1"/>
-          <w:rtl w:val="0"/>
-        </w:rPr>
-        <w:t xml:space="preserve">Bases de Datos y Analítica:</w:t>
-      </w:r>
-      <w:r>
-        <w:rPr>
-          <w:rtl w:val="0"/>
-        </w:rPr>
-        <w:t xml:space="preserve"> Mediante el diseño de modelos de datos seguros y el desarrollo de dashboards para la visualización de indicadores relevantes del sistema, tanto como KPIs, RPIs u otros.</w:t>
-      </w:r>
-    </w:p>
-    <w:p>
-      <w:pPr>
-        <w:numPr>
-          <w:ilvl w:val="0"/>
-          <w:numId w:val="3"/>
-        </w:numPr>
-        <w:ind w:left="720" w:hanging="360"/>
-        <w:rPr>
-          <w:u w:val="none"/>
-        </w:rPr>
-      </w:pPr>
-      <w:r>
-        <w:rPr>
-          <w:b w:val="1"/>
-          <w:bCs w:val="1"/>
-          <w:rtl w:val="0"/>
-        </w:rPr>
-        <w:t xml:space="preserve">Gestión de Proyectos Tecnológicos: </w:t>
-      </w:r>
-      <w:r>
-        <w:rPr>
-          <w:rtl w:val="0"/>
-        </w:rPr>
-        <w:t xml:space="preserve">Planificación, coordinación y el controlar un proyecto de desarrollo de software teniendo en consideración alcance, riesgos, cronograma y calidad.</w:t>
-      </w:r>
-    </w:p>
-    <w:p>
-      <w:pPr>
-        <w:rPr/>
-      </w:pPr>
-      <w:r>
-        <w:rPr>
-          <w:rtl w:val="0"/>
-        </w:rPr>
-      </w:r>
-    </w:p>
-    <w:p>
-      <w:pPr>
-        <w:rPr/>
-      </w:pPr>
-      <w:r>
-        <w:rPr>
-          <w:rtl w:val="0"/>
-        </w:rPr>
-        <w:t xml:space="preserve">Este proyecto fortalece competencias técnicas y también el trabajo cooperativo en un grupo, acercando al equipo a escenarios reales dentro de los campos laborales.</w:t>
-      </w:r>
-    </w:p>
-    <w:p>
-      <w:pPr>
-        <w:rPr/>
-      </w:pPr>
-      <w:r>
-        <w:rPr>
-          <w:rtl w:val="0"/>
-        </w:rPr>
-      </w:r>
-    </w:p>
-    <w:p>
-      <w:pPr>
-        <w:pStyle w:val="Heading1"/>
-        <w:numPr>
-          <w:ilvl w:val="0"/>
-          <w:numId w:val="8"/>
-        </w:numPr>
-        <w:spacing w:after="0" w:afterAutospacing="0"/>
-        <w:ind w:left="720" w:hanging="360"/>
-        <w:rPr/>
-      </w:pPr>
-      <w:bookmarkStart w:colFirst="0" w:colLast="0" w:name="_miftrntmwlbu" w:id="11"/>
-      <w:bookmarkEnd w:id="11"/>
-      <w:r>
-        <w:rPr>
-          <w:rtl w:val="0"/>
-        </w:rPr>
-        <w:t xml:space="preserve">Factibilidad del proyecto</w:t>
-      </w:r>
-    </w:p>
-    <w:p>
-      <w:pPr>
-        <w:numPr>
-          <w:ilvl w:val="0"/>
-          <w:numId w:val="4"/>
-        </w:numPr>
-        <w:ind w:left="720" w:hanging="360"/>
-        <w:rPr>
-          <w:u w:val="none"/>
-        </w:rPr>
-      </w:pPr>
-      <w:r>
-        <w:rPr>
-          <w:b w:val="1"/>
-          <w:bCs w:val="1"/>
-          <w:rtl w:val="0"/>
-        </w:rPr>
-        <w:t xml:space="preserve">Duración y planificación temporal:</w:t>
-      </w:r>
-      <w:r>
-        <w:rPr>
-          <w:rtl w:val="0"/>
-        </w:rPr>
-        <w:t xml:space="preserve"> Se cuenta con un cronograma establecido de 18 semanas, junto con horas de dedicación autónoma. Esta asignación de tiempo permite estructurar el desarrollo mediante ciclos iterativos (Sprints) que se ejecutan en paralelo. </w:t>
-      </w:r>
-    </w:p>
-    <w:p>
-      <w:pPr>
-        <w:numPr>
-          <w:ilvl w:val="0"/>
-          <w:numId w:val="4"/>
-        </w:numPr>
-        <w:ind w:left="720" w:hanging="360"/>
-        <w:rPr>
-          <w:u w:val="none"/>
-        </w:rPr>
-      </w:pPr>
-      <w:r>
-        <w:rPr>
-          <w:b w:val="1"/>
-          <w:bCs w:val="1"/>
-          <w:rtl w:val="0"/>
-        </w:rPr>
-        <w:t xml:space="preserve">Disponibilidad de materiales y tecnología:</w:t>
-      </w:r>
-      <w:r>
-        <w:rPr>
-          <w:rtl w:val="0"/>
-        </w:rPr>
-        <w:t xml:space="preserve"> La viabilidad técnica está respaldada por el acceso al hardware requerido, como el microcontrolador ESP32 y los sensores biométricos. A esto se suma la disponibilidad de los entornos de desarrollo necesarios para construir el ecosistema del tótem, incluyendo Python, FastAPI, PostgreSQL y React Native. </w:t>
-      </w:r>
-    </w:p>
-    <w:p>
-      <w:pPr>
-        <w:numPr>
-          <w:ilvl w:val="0"/>
-          <w:numId w:val="4"/>
-        </w:numPr>
-        <w:ind w:left="720" w:hanging="360"/>
-        <w:rPr>
-          <w:u w:val="none"/>
-        </w:rPr>
-      </w:pPr>
-      <w:r>
-        <w:rPr>
-          <w:b w:val="1"/>
-          <w:bCs w:val="1"/>
-          <w:rtl w:val="0"/>
-        </w:rPr>
-        <w:t xml:space="preserve">Entorno externo favorable:</w:t>
-      </w:r>
-      <w:r>
-        <w:rPr>
-          <w:rtl w:val="0"/>
-        </w:rPr>
-        <w:t xml:space="preserve"> A nivel administrativo y de gestión, la Ley de Lobby representa una ventaja. Esta ley otorga un marco regulatorio formal que facilita la gestión de reuniones y la obtención de espacios dentro de los centros de salud para coordinar el proyecto. </w:t>
-      </w:r>
-    </w:p>
-    <w:p>
-      <w:pPr>
-        <w:numPr>
-          <w:ilvl w:val="0"/>
-          <w:numId w:val="4"/>
+          <w:numId w:val="5"/>
         </w:numPr>
         <w:ind w:left="720" w:hanging="360"/>
         <w:rPr>
@@ -1862,8 +2074,8 @@
         <w:spacing w:before="480" w:lineRule="auto"/>
         <w:rPr/>
       </w:pPr>
-      <w:bookmarkStart w:colFirst="0" w:colLast="0" w:name="_uc5eo5h211r6" w:id="12"/>
-      <w:bookmarkEnd w:id="12"/>
+      <w:bookmarkStart w:colFirst="0" w:colLast="0" w:name="_uc5eo5h211r6" w:id="13"/>
+      <w:bookmarkEnd w:id="13"/>
       <w:r>
         <w:br w:type="page"/>
       </w:r>
@@ -1886,8 +2098,8 @@
           <w:szCs w:val="46"/>
         </w:rPr>
       </w:pPr>
-      <w:bookmarkStart w:colFirst="0" w:colLast="0" w:name="_xhz7hanyjh0b" w:id="13"/>
-      <w:bookmarkEnd w:id="13"/>
+      <w:bookmarkStart w:colFirst="0" w:colLast="0" w:name="_xhz7hanyjh0b" w:id="14"/>
+      <w:bookmarkEnd w:id="14"/>
       <w:r>
         <w:rPr>
           <w:rtl w:val="0"/>
@@ -2311,8 +2523,8 @@
         <w:spacing w:before="480" w:lineRule="auto"/>
         <w:rPr/>
       </w:pPr>
-      <w:bookmarkStart w:colFirst="0" w:colLast="0" w:name="_e6c0clyveqx" w:id="14"/>
-      <w:bookmarkEnd w:id="14"/>
+      <w:bookmarkStart w:colFirst="0" w:colLast="0" w:name="_e6c0clyveqx" w:id="15"/>
+      <w:bookmarkEnd w:id="15"/>
       <w:r>
         <w:rPr>
           <w:rtl w:val="0"/>
@@ -4536,8 +4748,8 @@
         <w:spacing w:before="480" w:lineRule="auto"/>
         <w:rPr/>
       </w:pPr>
-      <w:bookmarkStart w:colFirst="0" w:colLast="0" w:name="_6tfnzcwadyx1" w:id="15"/>
-      <w:bookmarkEnd w:id="15"/>
+      <w:bookmarkStart w:colFirst="0" w:colLast="0" w:name="_6tfnzcwadyx1" w:id="16"/>
+      <w:bookmarkEnd w:id="16"/>
       <w:r>
         <w:rPr>
           <w:rtl w:val="0"/>
@@ -5953,15 +6165,15 @@
         <w:pStyle w:val="Heading1"/>
         <w:numPr>
           <w:ilvl w:val="0"/>
-          <w:numId w:val="8"/>
+          <w:numId w:val="9"/>
         </w:numPr>
         <w:ind w:left="720" w:hanging="360"/>
         <w:rPr>
           <w:u w:val="none"/>
         </w:rPr>
       </w:pPr>
-      <w:bookmarkStart w:colFirst="0" w:colLast="0" w:name="_skernboylops" w:id="16"/>
-      <w:bookmarkEnd w:id="16"/>
+      <w:bookmarkStart w:colFirst="0" w:colLast="0" w:name="_skernboylops" w:id="17"/>
+      <w:bookmarkEnd w:id="17"/>
       <w:r>
         <w:rPr>
           <w:rtl w:val="0"/>
@@ -5987,7 +6199,7 @@
         <w:widowControl w:val="0"/>
         <w:numPr>
           <w:ilvl w:val="0"/>
-          <w:numId w:val="7"/>
+          <w:numId w:val="8"/>
         </w:numPr>
         <w:pBdr>
           <w:top w:space="0" w:sz="0" w:val="nil"/>
@@ -6027,7 +6239,7 @@
         <w:widowControl w:val="0"/>
         <w:numPr>
           <w:ilvl w:val="0"/>
-          <w:numId w:val="7"/>
+          <w:numId w:val="8"/>
         </w:numPr>
         <w:pBdr>
           <w:top w:space="0" w:sz="0" w:val="nil"/>
@@ -6067,7 +6279,7 @@
         <w:widowControl w:val="0"/>
         <w:numPr>
           <w:ilvl w:val="0"/>
-          <w:numId w:val="7"/>
+          <w:numId w:val="8"/>
         </w:numPr>
         <w:pBdr>
           <w:top w:space="0" w:sz="0" w:val="nil"/>
@@ -6107,7 +6319,7 @@
         <w:widowControl w:val="0"/>
         <w:numPr>
           <w:ilvl w:val="0"/>
-          <w:numId w:val="7"/>
+          <w:numId w:val="8"/>
         </w:numPr>
         <w:pBdr>
           <w:top w:space="0" w:sz="0" w:val="nil"/>
@@ -6197,15 +6409,15 @@
         <w:pStyle w:val="Heading1"/>
         <w:numPr>
           <w:ilvl w:val="0"/>
-          <w:numId w:val="8"/>
+          <w:numId w:val="9"/>
         </w:numPr>
         <w:ind w:left="720" w:hanging="360"/>
         <w:rPr>
           <w:u w:val="none"/>
         </w:rPr>
       </w:pPr>
-      <w:bookmarkStart w:colFirst="0" w:colLast="0" w:name="_6ommpvw4k6k3" w:id="17"/>
-      <w:bookmarkEnd w:id="17"/>
+      <w:bookmarkStart w:colFirst="0" w:colLast="0" w:name="_6ommpvw4k6k3" w:id="18"/>
+      <w:bookmarkEnd w:id="18"/>
       <w:r>
         <w:rPr>
           <w:rtl w:val="0"/>
@@ -6292,15 +6504,15 @@
         <w:pStyle w:val="Heading1"/>
         <w:numPr>
           <w:ilvl w:val="0"/>
-          <w:numId w:val="8"/>
+          <w:numId w:val="9"/>
         </w:numPr>
         <w:ind w:left="720" w:hanging="360"/>
         <w:rPr>
           <w:u w:val="none"/>
         </w:rPr>
       </w:pPr>
-      <w:bookmarkStart w:colFirst="0" w:colLast="0" w:name="_ukcnr4e5f0tk" w:id="18"/>
-      <w:bookmarkEnd w:id="18"/>
+      <w:bookmarkStart w:colFirst="0" w:colLast="0" w:name="_ukcnr4e5f0tk" w:id="19"/>
+      <w:bookmarkEnd w:id="19"/>
       <w:r>
         <w:rPr>
           <w:rtl w:val="0"/>
@@ -6355,7 +6567,7 @@
         <w:pStyle w:val="Heading1"/>
         <w:numPr>
           <w:ilvl w:val="0"/>
-          <w:numId w:val="8"/>
+          <w:numId w:val="9"/>
         </w:numPr>
         <w:ind w:left="720" w:hanging="360"/>
         <w:rPr>
@@ -6363,8 +6575,8 @@
           <w:szCs w:val="40"/>
         </w:rPr>
       </w:pPr>
-      <w:bookmarkStart w:colFirst="0" w:colLast="0" w:name="_dyl118y1gvod" w:id="19"/>
-      <w:bookmarkEnd w:id="19"/>
+      <w:bookmarkStart w:colFirst="0" w:colLast="0" w:name="_dyl118y1gvod" w:id="20"/>
+      <w:bookmarkEnd w:id="20"/>
       <w:r>
         <w:rPr>
           <w:rtl w:val="0"/>
@@ -7445,6 +7657,116 @@
   <w:abstractNum w:abstractNumId="8">
     <w:lvl w:ilvl="0">
       <w:start w:val="1"/>
+      <w:numFmt w:val="bullet"/>
+      <w:lvlText w:val="●"/>
+      <w:lvlJc w:val="left"/>
+      <w:pPr>
+        <w:ind w:left="720" w:hanging="360"/>
+      </w:pPr>
+      <w:rPr>
+        <w:u w:val="none"/>
+      </w:rPr>
+    </w:lvl>
+    <w:lvl w:ilvl="1">
+      <w:start w:val="1"/>
+      <w:numFmt w:val="bullet"/>
+      <w:lvlText w:val="○"/>
+      <w:lvlJc w:val="left"/>
+      <w:pPr>
+        <w:ind w:left="1440" w:hanging="360"/>
+      </w:pPr>
+      <w:rPr>
+        <w:u w:val="none"/>
+      </w:rPr>
+    </w:lvl>
+    <w:lvl w:ilvl="2">
+      <w:start w:val="1"/>
+      <w:numFmt w:val="bullet"/>
+      <w:lvlText w:val="■"/>
+      <w:lvlJc w:val="left"/>
+      <w:pPr>
+        <w:ind w:left="2160" w:hanging="360"/>
+      </w:pPr>
+      <w:rPr>
+        <w:u w:val="none"/>
+      </w:rPr>
+    </w:lvl>
+    <w:lvl w:ilvl="3">
+      <w:start w:val="1"/>
+      <w:numFmt w:val="bullet"/>
+      <w:lvlText w:val="●"/>
+      <w:lvlJc w:val="left"/>
+      <w:pPr>
+        <w:ind w:left="2880" w:hanging="360"/>
+      </w:pPr>
+      <w:rPr>
+        <w:u w:val="none"/>
+      </w:rPr>
+    </w:lvl>
+    <w:lvl w:ilvl="4">
+      <w:start w:val="1"/>
+      <w:numFmt w:val="bullet"/>
+      <w:lvlText w:val="○"/>
+      <w:lvlJc w:val="left"/>
+      <w:pPr>
+        <w:ind w:left="3600" w:hanging="360"/>
+      </w:pPr>
+      <w:rPr>
+        <w:u w:val="none"/>
+      </w:rPr>
+    </w:lvl>
+    <w:lvl w:ilvl="5">
+      <w:start w:val="1"/>
+      <w:numFmt w:val="bullet"/>
+      <w:lvlText w:val="■"/>
+      <w:lvlJc w:val="left"/>
+      <w:pPr>
+        <w:ind w:left="4320" w:hanging="360"/>
+      </w:pPr>
+      <w:rPr>
+        <w:u w:val="none"/>
+      </w:rPr>
+    </w:lvl>
+    <w:lvl w:ilvl="6">
+      <w:start w:val="1"/>
+      <w:numFmt w:val="bullet"/>
+      <w:lvlText w:val="●"/>
+      <w:lvlJc w:val="left"/>
+      <w:pPr>
+        <w:ind w:left="5040" w:hanging="360"/>
+      </w:pPr>
+      <w:rPr>
+        <w:u w:val="none"/>
+      </w:rPr>
+    </w:lvl>
+    <w:lvl w:ilvl="7">
+      <w:start w:val="1"/>
+      <w:numFmt w:val="bullet"/>
+      <w:lvlText w:val="○"/>
+      <w:lvlJc w:val="left"/>
+      <w:pPr>
+        <w:ind w:left="5760" w:hanging="360"/>
+      </w:pPr>
+      <w:rPr>
+        <w:u w:val="none"/>
+      </w:rPr>
+    </w:lvl>
+    <w:lvl w:ilvl="8">
+      <w:start w:val="1"/>
+      <w:numFmt w:val="bullet"/>
+      <w:lvlText w:val="■"/>
+      <w:lvlJc w:val="left"/>
+      <w:pPr>
+        <w:ind w:left="6480" w:hanging="360"/>
+      </w:pPr>
+      <w:rPr>
+        <w:u w:val="none"/>
+      </w:rPr>
+    </w:lvl>
+  </w:abstractNum>
+  <w:abstractNum w:abstractNumId="9">
+    <w:lvl w:ilvl="0">
+      <w:start w:val="1"/>
       <w:numFmt w:val="decimal"/>
       <w:lvlText w:val="%1."/>
       <w:lvlJc w:val="left"/>
@@ -7575,6 +7897,9 @@
   </w:num>
   <w:num w:numId="8">
     <w:abstractNumId w:val="8"/>
+  </w:num>
+  <w:num w:numId="9">
+    <w:abstractNumId w:val="9"/>
   </w:num>
 </w:numbering>
 </file>
